--- a/delivery/01_Verification/Verification Log.docx
+++ b/delivery/01_Verification/Verification Log.docx
@@ -2,6 +2,101 @@
 <file path=word/document.xml><?xml version="1.0" encoding="utf-8"?>
 <w:document xmlns:wpc="http://schemas.microsoft.com/office/word/2010/wordprocessingCanvas" xmlns:cx="http://schemas.microsoft.com/office/drawing/2014/chartex" xmlns:cx1="http://schemas.microsoft.com/office/drawing/2015/9/8/chartex" xmlns:cx2="http://schemas.microsoft.com/office/drawing/2015/10/21/chartex" xmlns:cx3="http://schemas.microsoft.com/office/drawing/2016/5/9/chartex" xmlns:cx4="http://schemas.microsoft.com/office/drawing/2016/5/10/chartex" xmlns:cx5="http://schemas.microsoft.com/office/drawing/2016/5/11/chartex" xmlns:cx6="http://schemas.microsoft.com/office/drawing/2016/5/12/chartex" xmlns:cx7="http://schemas.microsoft.com/office/drawing/2016/5/13/chartex" xmlns:cx8="http://schemas.microsoft.com/office/drawing/2016/5/14/chartex" xmlns:mc="http://schemas.openxmlformats.org/markup-compatibility/2006" xmlns:aink="http://schemas.microsoft.com/office/drawing/2016/ink" xmlns:am3d="http://schemas.microsoft.com/office/drawing/2017/model3d" xmlns:o="urn:schemas-microsoft-com:office:office" xmlns:oel="http://schemas.microsoft.com/office/2019/extlst" xmlns:r="http://schemas.openxmlformats.org/officeDocument/2006/relationships" xmlns:m="http://schemas.openxmlformats.org/officeDocument/2006/math" xmlns:v="urn:schemas-microsoft-com:vml" xmlns:wp14="http://schemas.microsoft.com/office/word/2010/wordprocessingDrawing" xmlns:wp="http://schemas.openxmlformats.org/drawingml/2006/wordprocessingDrawing" xmlns:w10="urn:schemas-microsoft-com:office:word" xmlns:w="http://schemas.openxmlformats.org/wordprocessingml/2006/main" xmlns:w14="http://schemas.microsoft.com/office/word/2010/wordml" xmlns:w15="http://schemas.microsoft.com/office/word/2012/wordml" xmlns:w16cex="http://schemas.microsoft.com/office/word/2018/wordml/cex" xmlns:w16cid="http://schemas.microsoft.com/office/word/2016/wordml/cid" xmlns:w16="http://schemas.microsoft.com/office/word/2018/wordml" xmlns:w16du="http://schemas.microsoft.com/office/word/2023/wordml/word16du" xmlns:w16sdtdh="http://schemas.microsoft.com/office/word/2020/wordml/sdtdatahash" xmlns:w16sdtfl="http://schemas.microsoft.com/office/word/2024/wordml/sdtformatlock" xmlns:w16se="http://schemas.microsoft.com/office/word/2015/wordml/symex" xmlns:wpg="http://schemas.microsoft.com/office/word/2010/wordprocessingGroup" xmlns:wpi="http://schemas.microsoft.com/office/word/2010/wordprocessingInk" xmlns:wne="http://schemas.microsoft.com/office/word/2006/wordml" xmlns:wps="http://schemas.microsoft.com/office/word/2010/wordprocessingShape" mc:Ignorable="w14 w15 w16se w16cid w16 w16cex w16sdtdh w16sdtfl w16du wp14">
   <w:body>
+    <w:p>
+      <w:pPr>
+        <w:pStyle w:val="berschrift1"/>
+        <w:spacing w:before="360" w:after="160"/>
+        <w:rPr>
+          <w:rFonts w:ascii="Arial" w:hAnsi="Arial" w:cs="Arial"/>
+          <w:color w:val="404040" w:themeColor="text1" w:themeTint="BF"/>
+          <w:sz w:val="22"/>
+          <w:szCs w:val="22"/>
+          <w:lang w:val="de-DE"/>
+        </w:rPr>
+      </w:pPr>
+      <w:r>
+        <w:rPr>
+          <w:b/>
+          <w:bCs/>
+          <w:color w:val="404040" w:themeColor="text1" w:themeTint="BF"/>
+          <w:lang w:val="de-DE"/>
+        </w:rPr>
+        <w:t>Student Name:</w:t>
+      </w:r>
+      <w:r>
+        <w:rPr>
+          <w:color w:val="404040" w:themeColor="text1" w:themeTint="BF"/>
+          <w:lang w:val="de-DE"/>
+        </w:rPr>
+        <w:t xml:space="preserve"> </w:t>
+      </w:r>
+      <w:r>
+        <w:rPr>
+          <w:rFonts w:ascii="Arial" w:hAnsi="Arial" w:cs="Arial"/>
+          <w:color w:val="404040" w:themeColor="text1" w:themeTint="BF"/>
+          <w:sz w:val="22"/>
+          <w:szCs w:val="22"/>
+          <w:lang w:val="de-DE"/>
+        </w:rPr>
+        <w:t xml:space="preserve">Ecem </w:t>
+      </w:r>
+      <w:r>
+        <w:rPr>
+          <w:rFonts w:ascii="Arial" w:hAnsi="Arial" w:cs="Arial"/>
+          <w:color w:val="404040" w:themeColor="text1" w:themeTint="BF"/>
+          <w:sz w:val="22"/>
+          <w:szCs w:val="22"/>
+          <w:lang w:val="de-DE"/>
+        </w:rPr>
+        <w:t>Bökenheide</w:t>
+      </w:r>
+      <w:r>
+        <w:rPr>
+          <w:color w:val="404040" w:themeColor="text1" w:themeTint="BF"/>
+          <w:lang w:val="de-DE"/>
+        </w:rPr>
+        <w:br/>
+      </w:r>
+      <w:r>
+        <w:rPr>
+          <w:b/>
+          <w:bCs/>
+          <w:color w:val="404040" w:themeColor="text1" w:themeTint="BF"/>
+          <w:lang w:val="de-DE"/>
+        </w:rPr>
+        <w:t>Date:</w:t>
+      </w:r>
+      <w:r>
+        <w:rPr>
+          <w:rFonts w:ascii="Arial" w:hAnsi="Arial" w:cs="Arial"/>
+          <w:color w:val="404040" w:themeColor="text1" w:themeTint="BF"/>
+          <w:sz w:val="22"/>
+          <w:szCs w:val="22"/>
+          <w:lang w:val="de-DE"/>
+        </w:rPr>
+        <w:t xml:space="preserve"> </w:t>
+      </w:r>
+      <w:r>
+        <w:rPr>
+          <w:rFonts w:ascii="Arial" w:hAnsi="Arial" w:cs="Arial"/>
+          <w:color w:val="404040" w:themeColor="text1" w:themeTint="BF"/>
+          <w:sz w:val="22"/>
+          <w:szCs w:val="22"/>
+          <w:lang w:val="de-DE"/>
+        </w:rPr>
+        <w:t>0</w:t>
+      </w:r>
+      <w:r>
+        <w:rPr>
+          <w:rFonts w:ascii="Arial" w:hAnsi="Arial" w:cs="Arial"/>
+          <w:color w:val="404040" w:themeColor="text1" w:themeTint="BF"/>
+          <w:sz w:val="22"/>
+          <w:szCs w:val="22"/>
+          <w:lang w:val="de-DE"/>
+        </w:rPr>
+        <w:t>4.09.2026</w:t>
+      </w:r>
+    </w:p>
     <w:p>
       <w:pPr>
         <w:pStyle w:val="berschrift1"/>
@@ -239,12 +334,21 @@
             </w:tcMar>
           </w:tcPr>
           <w:p>
-            <w:r>
-              <w:rPr>
-                <w:sz w:val="17"/>
-                <w:szCs w:val="17"/>
-              </w:rPr>
-              <w:t>NovaTech CRM Deals</w:t>
+            <w:proofErr w:type="spellStart"/>
+            <w:r>
+              <w:rPr>
+                <w:sz w:val="17"/>
+                <w:szCs w:val="17"/>
+              </w:rPr>
+              <w:t>NovaTech</w:t>
+            </w:r>
+            <w:proofErr w:type="spellEnd"/>
+            <w:r>
+              <w:rPr>
+                <w:sz w:val="17"/>
+                <w:szCs w:val="17"/>
+              </w:rPr>
+              <w:t xml:space="preserve"> CRM Deals</w:t>
             </w:r>
           </w:p>
         </w:tc>
@@ -396,12 +500,21 @@
             </w:tcMar>
           </w:tcPr>
           <w:p>
-            <w:r>
-              <w:rPr>
-                <w:sz w:val="17"/>
-                <w:szCs w:val="17"/>
-              </w:rPr>
-              <w:t>NovaTech CRM Deals</w:t>
+            <w:proofErr w:type="spellStart"/>
+            <w:r>
+              <w:rPr>
+                <w:sz w:val="17"/>
+                <w:szCs w:val="17"/>
+              </w:rPr>
+              <w:t>NovaTech</w:t>
+            </w:r>
+            <w:proofErr w:type="spellEnd"/>
+            <w:r>
+              <w:rPr>
+                <w:sz w:val="17"/>
+                <w:szCs w:val="17"/>
+              </w:rPr>
+              <w:t xml:space="preserve"> CRM Deals</w:t>
             </w:r>
           </w:p>
         </w:tc>
@@ -421,7 +534,23 @@
                 <w:sz w:val="17"/>
                 <w:szCs w:val="17"/>
               </w:rPr>
-              <w:t>What date range does the CRM deals data cover, and how many unique accounts are there?</w:t>
+              <w:t xml:space="preserve">What date range does the CRM </w:t>
+            </w:r>
+            <w:proofErr w:type="gramStart"/>
+            <w:r>
+              <w:rPr>
+                <w:sz w:val="17"/>
+                <w:szCs w:val="17"/>
+              </w:rPr>
+              <w:t>deals</w:t>
+            </w:r>
+            <w:proofErr w:type="gramEnd"/>
+            <w:r>
+              <w:rPr>
+                <w:sz w:val="17"/>
+                <w:szCs w:val="17"/>
+              </w:rPr>
+              <w:t xml:space="preserve"> data cover, and how many unique accounts are there?</w:t>
             </w:r>
           </w:p>
         </w:tc>
@@ -441,8 +570,33 @@
                 <w:sz w:val="17"/>
                 <w:szCs w:val="17"/>
               </w:rPr>
-              <w:t>Deal Created: Jun 17 2023 → Deal Closed: Jan 25 2025</w:t>
-            </w:r>
+              <w:t>Deal Created: Jun 17</w:t>
+            </w:r>
+            <w:proofErr w:type="gramStart"/>
+            <w:r>
+              <w:rPr>
+                <w:sz w:val="17"/>
+                <w:szCs w:val="17"/>
+              </w:rPr>
+              <w:t xml:space="preserve"> 2023</w:t>
+            </w:r>
+            <w:proofErr w:type="gramEnd"/>
+            <w:r>
+              <w:rPr>
+                <w:sz w:val="17"/>
+                <w:szCs w:val="17"/>
+              </w:rPr>
+              <w:t xml:space="preserve"> → Deal Closed: Jan 25</w:t>
+            </w:r>
+            <w:proofErr w:type="gramStart"/>
+            <w:r>
+              <w:rPr>
+                <w:sz w:val="17"/>
+                <w:szCs w:val="17"/>
+              </w:rPr>
+              <w:t xml:space="preserve"> 2025</w:t>
+            </w:r>
+            <w:proofErr w:type="gramEnd"/>
             <w:r>
               <w:rPr>
                 <w:sz w:val="17"/>
@@ -468,7 +622,23 @@
                 <w:sz w:val="17"/>
                 <w:szCs w:val="17"/>
               </w:rPr>
-              <w:t xml:space="preserve">Deal Created: Jun 17 2023 → </w:t>
+              <w:t>Deal Created: Jun 17</w:t>
+            </w:r>
+            <w:proofErr w:type="gramStart"/>
+            <w:r>
+              <w:rPr>
+                <w:sz w:val="17"/>
+                <w:szCs w:val="17"/>
+              </w:rPr>
+              <w:t xml:space="preserve"> 2023</w:t>
+            </w:r>
+            <w:proofErr w:type="gramEnd"/>
+            <w:r>
+              <w:rPr>
+                <w:sz w:val="17"/>
+                <w:szCs w:val="17"/>
+              </w:rPr>
+              <w:t xml:space="preserve"> → </w:t>
             </w:r>
             <w:r>
               <w:rPr>
@@ -482,7 +652,23 @@
                 <w:sz w:val="17"/>
                 <w:szCs w:val="17"/>
               </w:rPr>
-              <w:t>Jan 25 2025; 85 unique accounts</w:t>
+              <w:t>Jan 25</w:t>
+            </w:r>
+            <w:proofErr w:type="gramStart"/>
+            <w:r>
+              <w:rPr>
+                <w:sz w:val="17"/>
+                <w:szCs w:val="17"/>
+              </w:rPr>
+              <w:t xml:space="preserve"> 2025</w:t>
+            </w:r>
+            <w:proofErr w:type="gramEnd"/>
+            <w:r>
+              <w:rPr>
+                <w:sz w:val="17"/>
+                <w:szCs w:val="17"/>
+              </w:rPr>
+              <w:t>; 85 unique accounts</w:t>
             </w:r>
           </w:p>
         </w:tc>
@@ -573,12 +759,21 @@
             </w:tcMar>
           </w:tcPr>
           <w:p>
-            <w:r>
-              <w:rPr>
-                <w:sz w:val="17"/>
-                <w:szCs w:val="17"/>
-              </w:rPr>
-              <w:t>NovaTech Marketing Campaigns</w:t>
+            <w:proofErr w:type="spellStart"/>
+            <w:r>
+              <w:rPr>
+                <w:sz w:val="17"/>
+                <w:szCs w:val="17"/>
+              </w:rPr>
+              <w:t>NovaTech</w:t>
+            </w:r>
+            <w:proofErr w:type="spellEnd"/>
+            <w:r>
+              <w:rPr>
+                <w:sz w:val="17"/>
+                <w:szCs w:val="17"/>
+              </w:rPr>
+              <w:t xml:space="preserve"> Marketing Campaigns</w:t>
             </w:r>
           </w:p>
         </w:tc>
@@ -715,12 +910,21 @@
             </w:tcMar>
           </w:tcPr>
           <w:p>
-            <w:r>
-              <w:rPr>
-                <w:sz w:val="17"/>
-                <w:szCs w:val="17"/>
-              </w:rPr>
-              <w:t>NovaTech Marketing Campaigns</w:t>
+            <w:proofErr w:type="spellStart"/>
+            <w:r>
+              <w:rPr>
+                <w:sz w:val="17"/>
+                <w:szCs w:val="17"/>
+              </w:rPr>
+              <w:t>NovaTech</w:t>
+            </w:r>
+            <w:proofErr w:type="spellEnd"/>
+            <w:r>
+              <w:rPr>
+                <w:sz w:val="17"/>
+                <w:szCs w:val="17"/>
+              </w:rPr>
+              <w:t xml:space="preserve"> Marketing Campaigns</w:t>
             </w:r>
           </w:p>
         </w:tc>
@@ -740,7 +944,23 @@
                 <w:sz w:val="17"/>
                 <w:szCs w:val="17"/>
               </w:rPr>
-              <w:t>How many rows in the marketing campaigns data have a missing or null annual_income value?</w:t>
+              <w:t xml:space="preserve">How many rows in the marketing campaigns data have a missing or null </w:t>
+            </w:r>
+            <w:proofErr w:type="spellStart"/>
+            <w:r>
+              <w:rPr>
+                <w:sz w:val="17"/>
+                <w:szCs w:val="17"/>
+              </w:rPr>
+              <w:t>annual_income</w:t>
+            </w:r>
+            <w:proofErr w:type="spellEnd"/>
+            <w:r>
+              <w:rPr>
+                <w:sz w:val="17"/>
+                <w:szCs w:val="17"/>
+              </w:rPr>
+              <w:t xml:space="preserve"> value?</w:t>
             </w:r>
           </w:p>
         </w:tc>
@@ -857,12 +1077,21 @@
             </w:tcMar>
           </w:tcPr>
           <w:p>
-            <w:r>
-              <w:rPr>
-                <w:sz w:val="17"/>
-                <w:szCs w:val="17"/>
-              </w:rPr>
-              <w:t>NovaTech Support Tickets</w:t>
+            <w:proofErr w:type="spellStart"/>
+            <w:r>
+              <w:rPr>
+                <w:sz w:val="17"/>
+                <w:szCs w:val="17"/>
+              </w:rPr>
+              <w:t>NovaTech</w:t>
+            </w:r>
+            <w:proofErr w:type="spellEnd"/>
+            <w:r>
+              <w:rPr>
+                <w:sz w:val="17"/>
+                <w:szCs w:val="17"/>
+              </w:rPr>
+              <w:t xml:space="preserve"> Support Tickets</w:t>
             </w:r>
           </w:p>
         </w:tc>
@@ -917,12 +1146,21 @@
             </w:tcMar>
           </w:tcPr>
           <w:p>
-            <w:r>
-              <w:rPr>
-                <w:sz w:val="17"/>
-                <w:szCs w:val="17"/>
-              </w:rPr>
-              <w:t>3,000 total. Low 1,500 (50%), Medium 1,050 (35%), High 400 (13.3%), Critical 50 (1.7%)</w:t>
+            <w:proofErr w:type="gramStart"/>
+            <w:r>
+              <w:rPr>
+                <w:sz w:val="17"/>
+                <w:szCs w:val="17"/>
+              </w:rPr>
+              <w:t>3,000</w:t>
+            </w:r>
+            <w:proofErr w:type="gramEnd"/>
+            <w:r>
+              <w:rPr>
+                <w:sz w:val="17"/>
+                <w:szCs w:val="17"/>
+              </w:rPr>
+              <w:t xml:space="preserve"> total. Low 1,500 (50%), Medium 1,050 (35%), High 400 (13.3%), Critical 50 (1.7%)</w:t>
             </w:r>
           </w:p>
         </w:tc>
@@ -999,12 +1237,21 @@
             </w:tcMar>
           </w:tcPr>
           <w:p>
-            <w:r>
-              <w:rPr>
-                <w:sz w:val="17"/>
-                <w:szCs w:val="17"/>
-              </w:rPr>
-              <w:t>NovaTech Support Tickets</w:t>
+            <w:proofErr w:type="spellStart"/>
+            <w:r>
+              <w:rPr>
+                <w:sz w:val="17"/>
+                <w:szCs w:val="17"/>
+              </w:rPr>
+              <w:t>NovaTech</w:t>
+            </w:r>
+            <w:proofErr w:type="spellEnd"/>
+            <w:r>
+              <w:rPr>
+                <w:sz w:val="17"/>
+                <w:szCs w:val="17"/>
+              </w:rPr>
+              <w:t xml:space="preserve"> Support Tickets</w:t>
             </w:r>
           </w:p>
         </w:tc>
@@ -1024,7 +1271,23 @@
                 <w:sz w:val="17"/>
                 <w:szCs w:val="17"/>
               </w:rPr>
-              <w:t>How many support tickets have a null or missing ticket_resolved_date (still unresolved)?</w:t>
+              <w:t xml:space="preserve">How many support tickets have a null or missing </w:t>
+            </w:r>
+            <w:proofErr w:type="spellStart"/>
+            <w:r>
+              <w:rPr>
+                <w:sz w:val="17"/>
+                <w:szCs w:val="17"/>
+              </w:rPr>
+              <w:t>ticket_resolved_date</w:t>
+            </w:r>
+            <w:proofErr w:type="spellEnd"/>
+            <w:r>
+              <w:rPr>
+                <w:sz w:val="17"/>
+                <w:szCs w:val="17"/>
+              </w:rPr>
+              <w:t xml:space="preserve"> (still unresolved)?</w:t>
             </w:r>
           </w:p>
         </w:tc>
